--- a/lab01/1ООАП.docx
+++ b/lab01/1ООАП.docx
@@ -54,17 +54,48 @@
           <w:numId w:val="1"/>
         </w:numPr>
       </w:pPr>
+      <w:proofErr w:type="spellStart"/>
       <w:r>
         <w:rPr>
           <w:bCs/>
         </w:rPr>
         <w:t>LearningMaterial</w:t>
       </w:r>
-      <w:r>
-        <w:t xml:space="preserve"> — базовый класс, представляющий учебный материал. Он хранит заголовок (title) и содержимое (content), а также предоста</w:t>
-      </w:r>
-      <w:r>
-        <w:t>вляет метод просмотра (view())</w:t>
+      <w:proofErr w:type="spellEnd"/>
+      <w:r>
+        <w:t xml:space="preserve"> — базовый класс, представляющий учебный материал. Он хранит заголовок (</w:t>
+      </w:r>
+      <w:proofErr w:type="spellStart"/>
+      <w:r>
+        <w:t>title</w:t>
+      </w:r>
+      <w:proofErr w:type="spellEnd"/>
+      <w:r>
+        <w:t>) и содержимое (</w:t>
+      </w:r>
+      <w:proofErr w:type="spellStart"/>
+      <w:r>
+        <w:t>content</w:t>
+      </w:r>
+      <w:proofErr w:type="spellEnd"/>
+      <w:r>
+        <w:t>), а также предоста</w:t>
+      </w:r>
+      <w:r>
+        <w:t>вляет метод просмотра (</w:t>
+      </w:r>
+      <w:proofErr w:type="spellStart"/>
+      <w:proofErr w:type="gramStart"/>
+      <w:r>
+        <w:t>view</w:t>
+      </w:r>
+      <w:proofErr w:type="spellEnd"/>
+      <w:r>
+        <w:t>(</w:t>
+      </w:r>
+      <w:proofErr w:type="gramEnd"/>
+      <w:r>
+        <w:t>))</w:t>
       </w:r>
       <w:r>
         <w:t>.</w:t>
@@ -82,7 +113,23 @@
           <w:bCs/>
           <w:lang w:val="en-US"/>
         </w:rPr>
-        <w:t>Test, PracticalTask, Lecture</w:t>
+        <w:t xml:space="preserve">Test, </w:t>
+      </w:r>
+      <w:proofErr w:type="spellStart"/>
+      <w:r>
+        <w:rPr>
+          <w:bCs/>
+          <w:lang w:val="en-US"/>
+        </w:rPr>
+        <w:t>PracticalTask</w:t>
+      </w:r>
+      <w:proofErr w:type="spellEnd"/>
+      <w:r>
+        <w:rPr>
+          <w:bCs/>
+          <w:lang w:val="en-US"/>
+        </w:rPr>
+        <w:t>, Lecture</w:t>
       </w:r>
       <w:r>
         <w:rPr>
@@ -115,7 +162,21 @@
         <w:rPr>
           <w:lang w:val="en-US"/>
         </w:rPr>
-        <w:t xml:space="preserve"> LearningMaterial. </w:t>
+        <w:t xml:space="preserve"> </w:t>
+      </w:r>
+      <w:proofErr w:type="spellStart"/>
+      <w:r>
+        <w:rPr>
+          <w:lang w:val="en-US"/>
+        </w:rPr>
+        <w:t>LearningMaterial</w:t>
+      </w:r>
+      <w:proofErr w:type="spellEnd"/>
+      <w:r>
+        <w:rPr>
+          <w:lang w:val="en-US"/>
+        </w:rPr>
+        <w:t xml:space="preserve">. </w:t>
       </w:r>
       <w:r>
         <w:t xml:space="preserve">Каждый из них имеет уникальные методы: </w:t>
@@ -129,7 +190,20 @@
         </w:numPr>
       </w:pPr>
       <w:r>
-        <w:t>Test — takeTest() для прохождения теста.</w:t>
+        <w:t xml:space="preserve">Test — </w:t>
+      </w:r>
+      <w:proofErr w:type="spellStart"/>
+      <w:proofErr w:type="gramStart"/>
+      <w:r>
+        <w:t>takeTest</w:t>
+      </w:r>
+      <w:proofErr w:type="spellEnd"/>
+      <w:r>
+        <w:t>(</w:t>
+      </w:r>
+      <w:proofErr w:type="gramEnd"/>
+      <w:r>
+        <w:t>) для прохождения теста.</w:t>
       </w:r>
     </w:p>
     <w:p>
@@ -139,8 +213,26 @@
           <w:numId w:val="1"/>
         </w:numPr>
       </w:pPr>
-      <w:r>
-        <w:t>PracticalTask — submitForReview() для отправки на проверку.</w:t>
+      <w:proofErr w:type="spellStart"/>
+      <w:r>
+        <w:t>PracticalTask</w:t>
+      </w:r>
+      <w:proofErr w:type="spellEnd"/>
+      <w:r>
+        <w:t xml:space="preserve"> — </w:t>
+      </w:r>
+      <w:proofErr w:type="spellStart"/>
+      <w:proofErr w:type="gramStart"/>
+      <w:r>
+        <w:t>submitForReview</w:t>
+      </w:r>
+      <w:proofErr w:type="spellEnd"/>
+      <w:r>
+        <w:t>(</w:t>
+      </w:r>
+      <w:proofErr w:type="gramEnd"/>
+      <w:r>
+        <w:t>) для отправки на проверку.</w:t>
       </w:r>
     </w:p>
     <w:p>
@@ -157,7 +249,29 @@
         <w:rPr>
           <w:lang w:val="en-US"/>
         </w:rPr>
-        <w:t xml:space="preserve">Lecture — downloadPresentation() </w:t>
+        <w:t xml:space="preserve">Lecture — </w:t>
+      </w:r>
+      <w:proofErr w:type="spellStart"/>
+      <w:proofErr w:type="gramStart"/>
+      <w:r>
+        <w:rPr>
+          <w:lang w:val="en-US"/>
+        </w:rPr>
+        <w:t>downloadPresentation</w:t>
+      </w:r>
+      <w:proofErr w:type="spellEnd"/>
+      <w:r>
+        <w:rPr>
+          <w:lang w:val="en-US"/>
+        </w:rPr>
+        <w:t>(</w:t>
+      </w:r>
+      <w:proofErr w:type="gramEnd"/>
+      <w:r>
+        <w:rPr>
+          <w:lang w:val="en-US"/>
+        </w:rPr>
+        <w:t xml:space="preserve">) </w:t>
       </w:r>
       <w:r>
         <w:t>для</w:t>
@@ -205,7 +319,55 @@
           <w:bCs/>
           <w:lang w:val="en-US"/>
         </w:rPr>
-        <w:t xml:space="preserve"> (TestFactory, PracticalTaskFactory, LectureFactory)</w:t>
+        <w:t xml:space="preserve"> (</w:t>
+      </w:r>
+      <w:proofErr w:type="spellStart"/>
+      <w:r>
+        <w:rPr>
+          <w:bCs/>
+          <w:lang w:val="en-US"/>
+        </w:rPr>
+        <w:t>TestFactory</w:t>
+      </w:r>
+      <w:proofErr w:type="spellEnd"/>
+      <w:r>
+        <w:rPr>
+          <w:bCs/>
+          <w:lang w:val="en-US"/>
+        </w:rPr>
+        <w:t xml:space="preserve">, </w:t>
+      </w:r>
+      <w:proofErr w:type="spellStart"/>
+      <w:r>
+        <w:rPr>
+          <w:bCs/>
+          <w:lang w:val="en-US"/>
+        </w:rPr>
+        <w:t>PracticalTaskFactory</w:t>
+      </w:r>
+      <w:proofErr w:type="spellEnd"/>
+      <w:r>
+        <w:rPr>
+          <w:bCs/>
+          <w:lang w:val="en-US"/>
+        </w:rPr>
+        <w:t xml:space="preserve">, </w:t>
+      </w:r>
+      <w:proofErr w:type="spellStart"/>
+      <w:r>
+        <w:rPr>
+          <w:bCs/>
+          <w:lang w:val="en-US"/>
+        </w:rPr>
+        <w:t>LectureFactory</w:t>
+      </w:r>
+      <w:proofErr w:type="spellEnd"/>
+      <w:r>
+        <w:rPr>
+          <w:bCs/>
+          <w:lang w:val="en-US"/>
+        </w:rPr>
+        <w:t>)</w:t>
       </w:r>
       <w:r>
         <w:rPr>
@@ -268,7 +430,28 @@
         <w:t xml:space="preserve">. </w:t>
       </w:r>
       <w:r>
-        <w:t>Все они наследуются от LearningMaterialFactory, которая определяет общий метод createMaterial().</w:t>
+        <w:t xml:space="preserve">Все они наследуются от </w:t>
+      </w:r>
+      <w:proofErr w:type="spellStart"/>
+      <w:r>
+        <w:t>LearningMaterialFactory</w:t>
+      </w:r>
+      <w:proofErr w:type="spellEnd"/>
+      <w:r>
+        <w:t xml:space="preserve">, которая определяет общий метод </w:t>
+      </w:r>
+      <w:proofErr w:type="spellStart"/>
+      <w:proofErr w:type="gramStart"/>
+      <w:r>
+        <w:t>createMaterial</w:t>
+      </w:r>
+      <w:proofErr w:type="spellEnd"/>
+      <w:r>
+        <w:t>(</w:t>
+      </w:r>
+      <w:proofErr w:type="gramEnd"/>
+      <w:r>
+        <w:t>).</w:t>
       </w:r>
     </w:p>
     <w:p>
@@ -278,12 +461,14 @@
           <w:numId w:val="1"/>
         </w:numPr>
       </w:pPr>
+      <w:proofErr w:type="spellStart"/>
       <w:r>
         <w:rPr>
           <w:bCs/>
         </w:rPr>
         <w:t>Teacher</w:t>
       </w:r>
+      <w:proofErr w:type="spellEnd"/>
       <w:r>
         <w:t xml:space="preserve"> — класс, представляющий преподавателя, который может использовать фабрику для создания новых учебных материалов.</w:t>
       </w:r>
@@ -315,7 +500,21 @@
         <w:rPr>
           <w:lang w:val="en-US"/>
         </w:rPr>
-        <w:t xml:space="preserve">Test, PracticalTask </w:t>
+        <w:t xml:space="preserve">Test, </w:t>
+      </w:r>
+      <w:proofErr w:type="spellStart"/>
+      <w:r>
+        <w:rPr>
+          <w:lang w:val="en-US"/>
+        </w:rPr>
+        <w:t>PracticalTask</w:t>
+      </w:r>
+      <w:proofErr w:type="spellEnd"/>
+      <w:r>
+        <w:rPr>
+          <w:lang w:val="en-US"/>
+        </w:rPr>
+        <w:t xml:space="preserve"> </w:t>
       </w:r>
       <w:r>
         <w:t>и</w:t>
@@ -342,7 +541,21 @@
         <w:rPr>
           <w:lang w:val="en-US"/>
         </w:rPr>
-        <w:t xml:space="preserve"> LearningMaterial (</w:t>
+        <w:t xml:space="preserve"> </w:t>
+      </w:r>
+      <w:proofErr w:type="spellStart"/>
+      <w:r>
+        <w:rPr>
+          <w:lang w:val="en-US"/>
+        </w:rPr>
+        <w:t>LearningMaterial</w:t>
+      </w:r>
+      <w:proofErr w:type="spellEnd"/>
+      <w:r>
+        <w:rPr>
+          <w:lang w:val="en-US"/>
+        </w:rPr>
+        <w:t xml:space="preserve"> (</w:t>
       </w:r>
       <w:r>
         <w:t>обобщение</w:t>
@@ -361,20 +574,29 @@
           <w:numId w:val="2"/>
         </w:numPr>
       </w:pPr>
-      <w:r>
-        <w:t>TestFactory, PracticalTaskFactory и LectureFactory реализуют фабричный метод</w:t>
-      </w:r>
-      <w:r>
-        <w:t xml:space="preserve"> </w:t>
-      </w:r>
-      <w:r>
-        <w:t>с соответствующими классами материалов</w:t>
-      </w:r>
-      <w:r>
-        <w:t>, у материалов зависимость создания с фабриками</w:t>
-      </w:r>
-      <w:r>
-        <w:t>.</w:t>
+      <w:proofErr w:type="spellStart"/>
+      <w:r>
+        <w:t>TestFactory</w:t>
+      </w:r>
+      <w:proofErr w:type="spellEnd"/>
+      <w:r>
+        <w:t xml:space="preserve">, </w:t>
+      </w:r>
+      <w:proofErr w:type="spellStart"/>
+      <w:r>
+        <w:t>PracticalTaskFactory</w:t>
+      </w:r>
+      <w:proofErr w:type="spellEnd"/>
+      <w:r>
+        <w:t xml:space="preserve"> и </w:t>
+      </w:r>
+      <w:proofErr w:type="spellStart"/>
+      <w:r>
+        <w:t>LectureFactory</w:t>
+      </w:r>
+      <w:proofErr w:type="spellEnd"/>
+      <w:r>
+        <w:t xml:space="preserve"> реализуют фабричный метод и ассоциированы с соответствующими классами материалов.</w:t>
       </w:r>
     </w:p>
     <w:p>
@@ -384,8 +606,21 @@
           <w:numId w:val="2"/>
         </w:numPr>
       </w:pPr>
-      <w:r>
-        <w:t>LearningMaterialFactory создаёт объекты LearningMaterial, но не наследуется от него.</w:t>
+      <w:proofErr w:type="spellStart"/>
+      <w:r>
+        <w:t>LearningMaterialFactory</w:t>
+      </w:r>
+      <w:proofErr w:type="spellEnd"/>
+      <w:r>
+        <w:t xml:space="preserve"> создаёт объекты </w:t>
+      </w:r>
+      <w:proofErr w:type="spellStart"/>
+      <w:r>
+        <w:t>LearningMaterial</w:t>
+      </w:r>
+      <w:proofErr w:type="spellEnd"/>
+      <w:r>
+        <w:t>, но не наследуется от него.</w:t>
       </w:r>
     </w:p>
     <w:p>
@@ -395,17 +630,33 @@
           <w:numId w:val="2"/>
         </w:numPr>
       </w:pPr>
-      <w:r>
-        <w:t>Teacher использует LearningMaterialFactory, но не владеет ей (зависимость).</w:t>
-      </w:r>
-    </w:p>
-    <w:p>
-      <w:r>
+      <w:proofErr w:type="spellStart"/>
+      <w:r>
+        <w:t>Teacher</w:t>
+      </w:r>
+      <w:proofErr w:type="spellEnd"/>
+      <w:r>
+        <w:t xml:space="preserve"> использует </w:t>
+      </w:r>
+      <w:proofErr w:type="spellStart"/>
+      <w:r>
+        <w:t>LearningMaterialFactory</w:t>
+      </w:r>
+      <w:proofErr w:type="spellEnd"/>
+      <w:r>
+        <w:t>, но не владеет ей (зависимость).</w:t>
+      </w:r>
+    </w:p>
+    <w:p>
+      <w:r>
+        <w:rPr>
+          <w:noProof/>
+        </w:rPr>
         <w:drawing>
-          <wp:inline distT="0" distB="0" distL="0" distR="0" wp14:anchorId="36129F57" wp14:editId="30FC3923">
+          <wp:inline distT="0" distB="0" distL="0" distR="0" wp14:anchorId="0BA88A03" wp14:editId="683E7D48">
             <wp:extent cx="5940425" cy="2362200"/>
             <wp:effectExtent l="0" t="0" r="3175" b="0"/>
-            <wp:docPr id="1" name="Рисунок 1"/>
+            <wp:docPr id="15" name="Рисунок 15"/>
             <wp:cNvGraphicFramePr>
               <a:graphicFrameLocks xmlns:a="http://schemas.openxmlformats.org/drawingml/2006/main" noChangeAspect="1"/>
             </wp:cNvGraphicFramePr>
@@ -413,8 +664,10 @@
               <a:graphicData uri="http://schemas.openxmlformats.org/drawingml/2006/picture">
                 <pic:pic xmlns:pic="http://schemas.openxmlformats.org/drawingml/2006/picture">
                   <pic:nvPicPr>
-                    <pic:cNvPr id="1" name=""/>
-                    <pic:cNvPicPr/>
+                    <pic:cNvPr id="1" name="Рисунок 1"/>
+                    <pic:cNvPicPr>
+                      <a:picLocks noChangeAspect="1"/>
+                    </pic:cNvPicPr>
                   </pic:nvPicPr>
                   <pic:blipFill>
                     <a:blip r:embed="rId5"/>
@@ -442,7 +695,7 @@
     <w:p>
       <w:pPr>
         <w:rPr>
-          <w:noProof/>
+          <w:lang w:val="en-US"/>
         </w:rPr>
       </w:pPr>
       <w:r>
@@ -455,17 +708,27 @@
         </w:rPr>
         <w:t>C#:</w:t>
       </w:r>
+      <w:r>
+        <w:rPr>
+          <w:lang w:val="en-US"/>
+        </w:rPr>
+        <w:br/>
+      </w:r>
     </w:p>
     <w:p>
       <w:pPr>
         <w:spacing w:after="0" w:line="0" w:lineRule="atLeast"/>
       </w:pPr>
       <w:r>
+        <w:rPr>
+          <w:noProof/>
+        </w:rPr>
+        <w:lastRenderedPageBreak/>
         <w:drawing>
-          <wp:inline distT="0" distB="0" distL="0" distR="0" wp14:anchorId="30D70FCD" wp14:editId="706BDCA6">
-            <wp:extent cx="5940425" cy="4757420"/>
-            <wp:effectExtent l="0" t="0" r="3175" b="5080"/>
-            <wp:docPr id="13" name="Рисунок 13"/>
+          <wp:inline distT="0" distB="0" distL="0" distR="0" wp14:anchorId="110EB36E" wp14:editId="57762621">
+            <wp:extent cx="5940425" cy="4429125"/>
+            <wp:effectExtent l="0" t="0" r="3175" b="9525"/>
+            <wp:docPr id="4" name="Рисунок 4"/>
             <wp:cNvGraphicFramePr>
               <a:graphicFrameLocks xmlns:a="http://schemas.openxmlformats.org/drawingml/2006/main" noChangeAspect="1"/>
             </wp:cNvGraphicFramePr>
@@ -485,7 +748,7 @@
                   <pic:spPr>
                     <a:xfrm>
                       <a:off x="0" y="0"/>
-                      <a:ext cx="5940425" cy="4757420"/>
+                      <a:ext cx="5940425" cy="4429125"/>
                     </a:xfrm>
                     <a:prstGeom prst="rect">
                       <a:avLst/>
@@ -497,17 +760,62 @@
           </wp:inline>
         </w:drawing>
       </w:r>
-    </w:p>
-    <w:p>
-      <w:pPr>
-        <w:spacing w:after="0" w:line="0" w:lineRule="atLeast"/>
-      </w:pPr>
-      <w:r>
+      <w:r>
+        <w:br/>
+      </w:r>
+      <w:r>
+        <w:rPr>
+          <w:noProof/>
+        </w:rPr>
         <w:drawing>
-          <wp:inline distT="0" distB="0" distL="0" distR="0" wp14:anchorId="231445C8" wp14:editId="7F256AB3">
-            <wp:extent cx="5940425" cy="3919855"/>
-            <wp:effectExtent l="0" t="0" r="3175" b="4445"/>
-            <wp:docPr id="14" name="Рисунок 14"/>
+          <wp:inline distT="0" distB="0" distL="0" distR="0" wp14:anchorId="4FEC681E" wp14:editId="44D8A2FF">
+            <wp:extent cx="5940425" cy="4429125"/>
+            <wp:effectExtent l="0" t="0" r="3175" b="9525"/>
+            <wp:docPr id="8" name="Рисунок 8"/>
+            <wp:cNvGraphicFramePr>
+              <a:graphicFrameLocks xmlns:a="http://schemas.openxmlformats.org/drawingml/2006/main" noChangeAspect="1"/>
+            </wp:cNvGraphicFramePr>
+            <a:graphic xmlns:a="http://schemas.openxmlformats.org/drawingml/2006/main">
+              <a:graphicData uri="http://schemas.openxmlformats.org/drawingml/2006/picture">
+                <pic:pic xmlns:pic="http://schemas.openxmlformats.org/drawingml/2006/picture">
+                  <pic:nvPicPr>
+                    <pic:cNvPr id="1" name=""/>
+                    <pic:cNvPicPr/>
+                  </pic:nvPicPr>
+                  <pic:blipFill>
+                    <a:blip r:embed="rId6"/>
+                    <a:stretch>
+                      <a:fillRect/>
+                    </a:stretch>
+                  </pic:blipFill>
+                  <pic:spPr>
+                    <a:xfrm>
+                      <a:off x="0" y="0"/>
+                      <a:ext cx="5940425" cy="4429125"/>
+                    </a:xfrm>
+                    <a:prstGeom prst="rect">
+                      <a:avLst/>
+                    </a:prstGeom>
+                  </pic:spPr>
+                </pic:pic>
+              </a:graphicData>
+            </a:graphic>
+          </wp:inline>
+        </w:drawing>
+      </w:r>
+      <w:r>
+        <w:br/>
+      </w:r>
+      <w:r>
+        <w:rPr>
+          <w:noProof/>
+        </w:rPr>
+        <w:lastRenderedPageBreak/>
+        <w:drawing>
+          <wp:inline distT="0" distB="0" distL="0" distR="0" wp14:anchorId="3E88CCAC" wp14:editId="6A0BB2C3">
+            <wp:extent cx="5940425" cy="3529330"/>
+            <wp:effectExtent l="0" t="0" r="3175" b="0"/>
+            <wp:docPr id="10" name="Рисунок 10"/>
             <wp:cNvGraphicFramePr>
               <a:graphicFrameLocks xmlns:a="http://schemas.openxmlformats.org/drawingml/2006/main" noChangeAspect="1"/>
             </wp:cNvGraphicFramePr>
@@ -527,7 +835,7 @@
                   <pic:spPr>
                     <a:xfrm>
                       <a:off x="0" y="0"/>
-                      <a:ext cx="5940425" cy="3919855"/>
+                      <a:ext cx="5940425" cy="3529330"/>
                     </a:xfrm>
                     <a:prstGeom prst="rect">
                       <a:avLst/>
@@ -539,18 +847,18 @@
           </wp:inline>
         </w:drawing>
       </w:r>
-    </w:p>
-    <w:p>
-      <w:pPr>
-        <w:spacing w:after="0" w:line="0" w:lineRule="atLeast"/>
-      </w:pPr>
-      <w:r>
-        <w:lastRenderedPageBreak/>
+      <w:r>
+        <w:br/>
+      </w:r>
+      <w:r>
+        <w:rPr>
+          <w:noProof/>
+        </w:rPr>
         <w:drawing>
-          <wp:inline distT="0" distB="0" distL="0" distR="0" wp14:anchorId="47F0E46B" wp14:editId="3EC0E095">
-            <wp:extent cx="5940425" cy="3896360"/>
-            <wp:effectExtent l="0" t="0" r="3175" b="8890"/>
-            <wp:docPr id="15" name="Рисунок 15"/>
+          <wp:inline distT="0" distB="0" distL="0" distR="0" wp14:anchorId="435A7B0B" wp14:editId="388123D5">
+            <wp:extent cx="5940425" cy="3698875"/>
+            <wp:effectExtent l="0" t="0" r="3175" b="0"/>
+            <wp:docPr id="12" name="Рисунок 12"/>
             <wp:cNvGraphicFramePr>
               <a:graphicFrameLocks xmlns:a="http://schemas.openxmlformats.org/drawingml/2006/main" noChangeAspect="1"/>
             </wp:cNvGraphicFramePr>
@@ -570,7 +878,7 @@
                   <pic:spPr>
                     <a:xfrm>
                       <a:off x="0" y="0"/>
-                      <a:ext cx="5940425" cy="3896360"/>
+                      <a:ext cx="5940425" cy="3698875"/>
                     </a:xfrm>
                     <a:prstGeom prst="rect">
                       <a:avLst/>
@@ -582,17 +890,19 @@
           </wp:inline>
         </w:drawing>
       </w:r>
-    </w:p>
-    <w:p>
-      <w:pPr>
-        <w:spacing w:after="0" w:line="0" w:lineRule="atLeast"/>
-      </w:pPr>
-      <w:r>
+      <w:r>
+        <w:br/>
+      </w:r>
+      <w:r>
+        <w:rPr>
+          <w:noProof/>
+        </w:rPr>
+        <w:lastRenderedPageBreak/>
         <w:drawing>
-          <wp:inline distT="0" distB="0" distL="0" distR="0" wp14:anchorId="597E3C74" wp14:editId="5F3430F5">
-            <wp:extent cx="5940425" cy="3152140"/>
-            <wp:effectExtent l="0" t="0" r="3175" b="0"/>
-            <wp:docPr id="16" name="Рисунок 16"/>
+          <wp:inline distT="0" distB="0" distL="0" distR="0" wp14:anchorId="52569232" wp14:editId="50FF4EEF">
+            <wp:extent cx="5940425" cy="3655060"/>
+            <wp:effectExtent l="0" t="0" r="3175" b="2540"/>
+            <wp:docPr id="14" name="Рисунок 14"/>
             <wp:cNvGraphicFramePr>
               <a:graphicFrameLocks xmlns:a="http://schemas.openxmlformats.org/drawingml/2006/main" noChangeAspect="1"/>
             </wp:cNvGraphicFramePr>
@@ -612,7 +922,7 @@
                   <pic:spPr>
                     <a:xfrm>
                       <a:off x="0" y="0"/>
-                      <a:ext cx="5940425" cy="3152140"/>
+                      <a:ext cx="5940425" cy="3655060"/>
                     </a:xfrm>
                     <a:prstGeom prst="rect">
                       <a:avLst/>
@@ -630,12 +940,22 @@
         <w:spacing w:after="0" w:line="0" w:lineRule="atLeast"/>
       </w:pPr>
       <w:r>
-        <w:lastRenderedPageBreak/>
+        <w:t>Решение задачи без использования паттерна:</w:t>
+      </w:r>
+    </w:p>
+    <w:p>
+      <w:pPr>
+        <w:spacing w:after="0" w:line="0" w:lineRule="atLeast"/>
+      </w:pPr>
+      <w:r>
+        <w:rPr>
+          <w:noProof/>
+        </w:rPr>
         <w:drawing>
-          <wp:inline distT="0" distB="0" distL="0" distR="0" wp14:anchorId="5909898C" wp14:editId="38A6142C">
-            <wp:extent cx="5940425" cy="3895090"/>
+          <wp:inline distT="0" distB="0" distL="0" distR="0" wp14:anchorId="47C700F0" wp14:editId="311B0667">
+            <wp:extent cx="5940425" cy="1391285"/>
             <wp:effectExtent l="0" t="0" r="3175" b="0"/>
-            <wp:docPr id="17" name="Рисунок 17"/>
+            <wp:docPr id="9" name="Рисунок 9"/>
             <wp:cNvGraphicFramePr>
               <a:graphicFrameLocks xmlns:a="http://schemas.openxmlformats.org/drawingml/2006/main" noChangeAspect="1"/>
             </wp:cNvGraphicFramePr>
@@ -655,186 +975,6 @@
                   <pic:spPr>
                     <a:xfrm>
                       <a:off x="0" y="0"/>
-                      <a:ext cx="5940425" cy="3895090"/>
-                    </a:xfrm>
-                    <a:prstGeom prst="rect">
-                      <a:avLst/>
-                    </a:prstGeom>
-                  </pic:spPr>
-                </pic:pic>
-              </a:graphicData>
-            </a:graphic>
-          </wp:inline>
-        </w:drawing>
-      </w:r>
-    </w:p>
-    <w:p>
-      <w:pPr>
-        <w:spacing w:after="0" w:line="0" w:lineRule="atLeast"/>
-      </w:pPr>
-      <w:r>
-        <w:drawing>
-          <wp:inline distT="0" distB="0" distL="0" distR="0" wp14:anchorId="6C4E2D6A" wp14:editId="63A40337">
-            <wp:extent cx="5940425" cy="3940175"/>
-            <wp:effectExtent l="0" t="0" r="3175" b="3175"/>
-            <wp:docPr id="18" name="Рисунок 18"/>
-            <wp:cNvGraphicFramePr>
-              <a:graphicFrameLocks xmlns:a="http://schemas.openxmlformats.org/drawingml/2006/main" noChangeAspect="1"/>
-            </wp:cNvGraphicFramePr>
-            <a:graphic xmlns:a="http://schemas.openxmlformats.org/drawingml/2006/main">
-              <a:graphicData uri="http://schemas.openxmlformats.org/drawingml/2006/picture">
-                <pic:pic xmlns:pic="http://schemas.openxmlformats.org/drawingml/2006/picture">
-                  <pic:nvPicPr>
-                    <pic:cNvPr id="1" name=""/>
-                    <pic:cNvPicPr/>
-                  </pic:nvPicPr>
-                  <pic:blipFill>
-                    <a:blip r:embed="rId11"/>
-                    <a:stretch>
-                      <a:fillRect/>
-                    </a:stretch>
-                  </pic:blipFill>
-                  <pic:spPr>
-                    <a:xfrm>
-                      <a:off x="0" y="0"/>
-                      <a:ext cx="5940425" cy="3940175"/>
-                    </a:xfrm>
-                    <a:prstGeom prst="rect">
-                      <a:avLst/>
-                    </a:prstGeom>
-                  </pic:spPr>
-                </pic:pic>
-              </a:graphicData>
-            </a:graphic>
-          </wp:inline>
-        </w:drawing>
-      </w:r>
-    </w:p>
-    <w:p>
-      <w:pPr>
-        <w:spacing w:after="0" w:line="0" w:lineRule="atLeast"/>
-      </w:pPr>
-      <w:r>
-        <w:lastRenderedPageBreak/>
-        <w:drawing>
-          <wp:inline distT="0" distB="0" distL="0" distR="0" wp14:anchorId="03488502" wp14:editId="7E768F38">
-            <wp:extent cx="5940425" cy="2959100"/>
-            <wp:effectExtent l="0" t="0" r="3175" b="0"/>
-            <wp:docPr id="19" name="Рисунок 19"/>
-            <wp:cNvGraphicFramePr>
-              <a:graphicFrameLocks xmlns:a="http://schemas.openxmlformats.org/drawingml/2006/main" noChangeAspect="1"/>
-            </wp:cNvGraphicFramePr>
-            <a:graphic xmlns:a="http://schemas.openxmlformats.org/drawingml/2006/main">
-              <a:graphicData uri="http://schemas.openxmlformats.org/drawingml/2006/picture">
-                <pic:pic xmlns:pic="http://schemas.openxmlformats.org/drawingml/2006/picture">
-                  <pic:nvPicPr>
-                    <pic:cNvPr id="1" name=""/>
-                    <pic:cNvPicPr/>
-                  </pic:nvPicPr>
-                  <pic:blipFill>
-                    <a:blip r:embed="rId12"/>
-                    <a:stretch>
-                      <a:fillRect/>
-                    </a:stretch>
-                  </pic:blipFill>
-                  <pic:spPr>
-                    <a:xfrm>
-                      <a:off x="0" y="0"/>
-                      <a:ext cx="5940425" cy="2959100"/>
-                    </a:xfrm>
-                    <a:prstGeom prst="rect">
-                      <a:avLst/>
-                    </a:prstGeom>
-                  </pic:spPr>
-                </pic:pic>
-              </a:graphicData>
-            </a:graphic>
-          </wp:inline>
-        </w:drawing>
-      </w:r>
-    </w:p>
-    <w:p>
-      <w:pPr>
-        <w:spacing w:after="0" w:line="0" w:lineRule="atLeast"/>
-      </w:pPr>
-      <w:r>
-        <w:drawing>
-          <wp:inline distT="0" distB="0" distL="0" distR="0" wp14:anchorId="51425985" wp14:editId="11FAAEDC">
-            <wp:extent cx="5940425" cy="3370580"/>
-            <wp:effectExtent l="0" t="0" r="3175" b="1270"/>
-            <wp:docPr id="20" name="Рисунок 20"/>
-            <wp:cNvGraphicFramePr>
-              <a:graphicFrameLocks xmlns:a="http://schemas.openxmlformats.org/drawingml/2006/main" noChangeAspect="1"/>
-            </wp:cNvGraphicFramePr>
-            <a:graphic xmlns:a="http://schemas.openxmlformats.org/drawingml/2006/main">
-              <a:graphicData uri="http://schemas.openxmlformats.org/drawingml/2006/picture">
-                <pic:pic xmlns:pic="http://schemas.openxmlformats.org/drawingml/2006/picture">
-                  <pic:nvPicPr>
-                    <pic:cNvPr id="1" name=""/>
-                    <pic:cNvPicPr/>
-                  </pic:nvPicPr>
-                  <pic:blipFill>
-                    <a:blip r:embed="rId13"/>
-                    <a:stretch>
-                      <a:fillRect/>
-                    </a:stretch>
-                  </pic:blipFill>
-                  <pic:spPr>
-                    <a:xfrm>
-                      <a:off x="0" y="0"/>
-                      <a:ext cx="5940425" cy="3370580"/>
-                    </a:xfrm>
-                    <a:prstGeom prst="rect">
-                      <a:avLst/>
-                    </a:prstGeom>
-                  </pic:spPr>
-                </pic:pic>
-              </a:graphicData>
-            </a:graphic>
-          </wp:inline>
-        </w:drawing>
-      </w:r>
-    </w:p>
-    <w:p>
-      <w:pPr>
-        <w:spacing w:after="0" w:line="0" w:lineRule="atLeast"/>
-      </w:pPr>
-      <w:r>
-        <w:t>Решение задачи без использования паттерна:</w:t>
-      </w:r>
-    </w:p>
-    <w:p>
-      <w:pPr>
-        <w:spacing w:after="0" w:line="0" w:lineRule="atLeast"/>
-      </w:pPr>
-      <w:r>
-        <w:rPr>
-          <w:noProof/>
-        </w:rPr>
-        <w:drawing>
-          <wp:inline distT="0" distB="0" distL="0" distR="0" wp14:anchorId="47C700F0" wp14:editId="311B0667">
-            <wp:extent cx="5940425" cy="1391285"/>
-            <wp:effectExtent l="0" t="0" r="3175" b="0"/>
-            <wp:docPr id="9" name="Рисунок 9"/>
-            <wp:cNvGraphicFramePr>
-              <a:graphicFrameLocks xmlns:a="http://schemas.openxmlformats.org/drawingml/2006/main" noChangeAspect="1"/>
-            </wp:cNvGraphicFramePr>
-            <a:graphic xmlns:a="http://schemas.openxmlformats.org/drawingml/2006/main">
-              <a:graphicData uri="http://schemas.openxmlformats.org/drawingml/2006/picture">
-                <pic:pic xmlns:pic="http://schemas.openxmlformats.org/drawingml/2006/picture">
-                  <pic:nvPicPr>
-                    <pic:cNvPr id="1" name=""/>
-                    <pic:cNvPicPr/>
-                  </pic:nvPicPr>
-                  <pic:blipFill>
-                    <a:blip r:embed="rId14"/>
-                    <a:stretch>
-                      <a:fillRect/>
-                    </a:stretch>
-                  </pic:blipFill>
-                  <pic:spPr>
-                    <a:xfrm>
-                      <a:off x="0" y="0"/>
                       <a:ext cx="5940425" cy="1391285"/>
                     </a:xfrm>
                     <a:prstGeom prst="rect">
@@ -885,11 +1025,14 @@
         <w:spacing w:after="0" w:line="0" w:lineRule="atLeast"/>
       </w:pPr>
       <w:r>
+        <w:rPr>
+          <w:noProof/>
+        </w:rPr>
         <w:drawing>
-          <wp:inline distT="0" distB="0" distL="0" distR="0" wp14:anchorId="358D13C1" wp14:editId="2DDAB73E">
-            <wp:extent cx="5940425" cy="3855085"/>
-            <wp:effectExtent l="0" t="0" r="3175" b="0"/>
-            <wp:docPr id="4" name="Рисунок 4"/>
+          <wp:inline distT="0" distB="0" distL="0" distR="0" wp14:anchorId="5267FC5C" wp14:editId="7A49419D">
+            <wp:extent cx="4000138" cy="4421001"/>
+            <wp:effectExtent l="0" t="0" r="635" b="0"/>
+            <wp:docPr id="2" name="Рисунок 2"/>
             <wp:cNvGraphicFramePr>
               <a:graphicFrameLocks xmlns:a="http://schemas.openxmlformats.org/drawingml/2006/main" noChangeAspect="1"/>
             </wp:cNvGraphicFramePr>
@@ -900,20 +1043,27 @@
                     <pic:cNvPr id="1" name=""/>
                     <pic:cNvPicPr/>
                   </pic:nvPicPr>
-                  <pic:blipFill>
-                    <a:blip r:embed="rId15"/>
-                    <a:stretch>
-                      <a:fillRect/>
-                    </a:stretch>
+                  <pic:blipFill rotWithShape="1">
+                    <a:blip r:embed="rId11"/>
+                    <a:srcRect l="718" r="-1"/>
+                    <a:stretch/>
                   </pic:blipFill>
-                  <pic:spPr>
+                  <pic:spPr bwMode="auto">
                     <a:xfrm>
                       <a:off x="0" y="0"/>
-                      <a:ext cx="5940425" cy="3855085"/>
+                      <a:ext cx="4058763" cy="4485794"/>
                     </a:xfrm>
                     <a:prstGeom prst="rect">
                       <a:avLst/>
                     </a:prstGeom>
+                    <a:ln>
+                      <a:noFill/>
+                    </a:ln>
+                    <a:extLst>
+                      <a:ext uri="{53640926-AAD7-44D8-BBD7-CCE9431645EC}">
+                        <a14:shadowObscured xmlns:a14="http://schemas.microsoft.com/office/drawing/2010/main"/>
+                      </a:ext>
+                    </a:extLst>
                   </pic:spPr>
                 </pic:pic>
               </a:graphicData>
@@ -927,11 +1077,14 @@
         <w:spacing w:after="0" w:line="0" w:lineRule="atLeast"/>
       </w:pPr>
       <w:r>
+        <w:rPr>
+          <w:noProof/>
+        </w:rPr>
         <w:drawing>
-          <wp:inline distT="0" distB="0" distL="0" distR="0" wp14:anchorId="54E617ED" wp14:editId="6C8C45A6">
-            <wp:extent cx="5940425" cy="5005070"/>
-            <wp:effectExtent l="0" t="0" r="3175" b="5080"/>
-            <wp:docPr id="8" name="Рисунок 8"/>
+          <wp:inline distT="0" distB="0" distL="0" distR="0" wp14:anchorId="67672F53" wp14:editId="7C8F76C3">
+            <wp:extent cx="4032885" cy="3402778"/>
+            <wp:effectExtent l="0" t="0" r="5715" b="7620"/>
+            <wp:docPr id="3" name="Рисунок 3"/>
             <wp:cNvGraphicFramePr>
               <a:graphicFrameLocks xmlns:a="http://schemas.openxmlformats.org/drawingml/2006/main" noChangeAspect="1"/>
             </wp:cNvGraphicFramePr>
@@ -942,20 +1095,27 @@
                     <pic:cNvPr id="1" name=""/>
                     <pic:cNvPicPr/>
                   </pic:nvPicPr>
-                  <pic:blipFill>
-                    <a:blip r:embed="rId16"/>
-                    <a:stretch>
-                      <a:fillRect/>
-                    </a:stretch>
+                  <pic:blipFill rotWithShape="1">
+                    <a:blip r:embed="rId12"/>
+                    <a:srcRect t="2971"/>
+                    <a:stretch/>
                   </pic:blipFill>
-                  <pic:spPr>
+                  <pic:spPr bwMode="auto">
                     <a:xfrm>
                       <a:off x="0" y="0"/>
-                      <a:ext cx="5940425" cy="5005070"/>
+                      <a:ext cx="4035359" cy="3404865"/>
                     </a:xfrm>
                     <a:prstGeom prst="rect">
                       <a:avLst/>
                     </a:prstGeom>
+                    <a:ln>
+                      <a:noFill/>
+                    </a:ln>
+                    <a:extLst>
+                      <a:ext uri="{53640926-AAD7-44D8-BBD7-CCE9431645EC}">
+                        <a14:shadowObscured xmlns:a14="http://schemas.microsoft.com/office/drawing/2010/main"/>
+                      </a:ext>
+                    </a:extLst>
                   </pic:spPr>
                 </pic:pic>
               </a:graphicData>
@@ -965,91 +1125,6 @@
       </w:r>
     </w:p>
     <w:p>
-      <w:pPr>
-        <w:spacing w:after="0" w:line="0" w:lineRule="atLeast"/>
-      </w:pPr>
-      <w:r>
-        <w:lastRenderedPageBreak/>
-        <w:drawing>
-          <wp:inline distT="0" distB="0" distL="0" distR="0" wp14:anchorId="7343D914" wp14:editId="3047BC9E">
-            <wp:extent cx="5940425" cy="4523105"/>
-            <wp:effectExtent l="0" t="0" r="3175" b="0"/>
-            <wp:docPr id="10" name="Рисунок 10"/>
-            <wp:cNvGraphicFramePr>
-              <a:graphicFrameLocks xmlns:a="http://schemas.openxmlformats.org/drawingml/2006/main" noChangeAspect="1"/>
-            </wp:cNvGraphicFramePr>
-            <a:graphic xmlns:a="http://schemas.openxmlformats.org/drawingml/2006/main">
-              <a:graphicData uri="http://schemas.openxmlformats.org/drawingml/2006/picture">
-                <pic:pic xmlns:pic="http://schemas.openxmlformats.org/drawingml/2006/picture">
-                  <pic:nvPicPr>
-                    <pic:cNvPr id="1" name=""/>
-                    <pic:cNvPicPr/>
-                  </pic:nvPicPr>
-                  <pic:blipFill>
-                    <a:blip r:embed="rId17"/>
-                    <a:stretch>
-                      <a:fillRect/>
-                    </a:stretch>
-                  </pic:blipFill>
-                  <pic:spPr>
-                    <a:xfrm>
-                      <a:off x="0" y="0"/>
-                      <a:ext cx="5940425" cy="4523105"/>
-                    </a:xfrm>
-                    <a:prstGeom prst="rect">
-                      <a:avLst/>
-                    </a:prstGeom>
-                  </pic:spPr>
-                </pic:pic>
-              </a:graphicData>
-            </a:graphic>
-          </wp:inline>
-        </w:drawing>
-      </w:r>
-    </w:p>
-    <w:p>
-      <w:pPr>
-        <w:spacing w:after="0" w:line="0" w:lineRule="atLeast"/>
-      </w:pPr>
-      <w:r>
-        <w:drawing>
-          <wp:inline distT="0" distB="0" distL="0" distR="0" wp14:anchorId="24DBCAAF" wp14:editId="24C637D1">
-            <wp:extent cx="5940425" cy="2841625"/>
-            <wp:effectExtent l="0" t="0" r="3175" b="0"/>
-            <wp:docPr id="11" name="Рисунок 11"/>
-            <wp:cNvGraphicFramePr>
-              <a:graphicFrameLocks xmlns:a="http://schemas.openxmlformats.org/drawingml/2006/main" noChangeAspect="1"/>
-            </wp:cNvGraphicFramePr>
-            <a:graphic xmlns:a="http://schemas.openxmlformats.org/drawingml/2006/main">
-              <a:graphicData uri="http://schemas.openxmlformats.org/drawingml/2006/picture">
-                <pic:pic xmlns:pic="http://schemas.openxmlformats.org/drawingml/2006/picture">
-                  <pic:nvPicPr>
-                    <pic:cNvPr id="1" name=""/>
-                    <pic:cNvPicPr/>
-                  </pic:nvPicPr>
-                  <pic:blipFill>
-                    <a:blip r:embed="rId18"/>
-                    <a:stretch>
-                      <a:fillRect/>
-                    </a:stretch>
-                  </pic:blipFill>
-                  <pic:spPr>
-                    <a:xfrm>
-                      <a:off x="0" y="0"/>
-                      <a:ext cx="5940425" cy="2841625"/>
-                    </a:xfrm>
-                    <a:prstGeom prst="rect">
-                      <a:avLst/>
-                    </a:prstGeom>
-                  </pic:spPr>
-                </pic:pic>
-              </a:graphicData>
-            </a:graphic>
-          </wp:inline>
-        </w:drawing>
-      </w:r>
-    </w:p>
-    <w:p>
       <w:r>
         <w:br w:type="page"/>
       </w:r>
@@ -1095,7 +1170,91 @@
         <w:rPr>
           <w:bCs/>
         </w:rPr>
-        <w:t>Преподаватель теперь сам создаёт объекты (new Test(), new PracticalTask(), new Lecture()).</w:t>
+        <w:t>Преподаватель теперь сам создаёт объекты (</w:t>
+      </w:r>
+      <w:proofErr w:type="spellStart"/>
+      <w:r>
+        <w:rPr>
+          <w:bCs/>
+        </w:rPr>
+        <w:t>new</w:t>
+      </w:r>
+      <w:proofErr w:type="spellEnd"/>
+      <w:r>
+        <w:rPr>
+          <w:bCs/>
+        </w:rPr>
+        <w:t xml:space="preserve"> </w:t>
+      </w:r>
+      <w:proofErr w:type="gramStart"/>
+      <w:r>
+        <w:rPr>
+          <w:bCs/>
+        </w:rPr>
+        <w:t>Test(</w:t>
+      </w:r>
+      <w:proofErr w:type="gramEnd"/>
+      <w:r>
+        <w:rPr>
+          <w:bCs/>
+        </w:rPr>
+        <w:t xml:space="preserve">), </w:t>
+      </w:r>
+      <w:proofErr w:type="spellStart"/>
+      <w:r>
+        <w:rPr>
+          <w:bCs/>
+        </w:rPr>
+        <w:t>new</w:t>
+      </w:r>
+      <w:proofErr w:type="spellEnd"/>
+      <w:r>
+        <w:rPr>
+          <w:bCs/>
+        </w:rPr>
+        <w:t xml:space="preserve"> </w:t>
+      </w:r>
+      <w:proofErr w:type="spellStart"/>
+      <w:r>
+        <w:rPr>
+          <w:bCs/>
+        </w:rPr>
+        <w:t>PracticalTask</w:t>
+      </w:r>
+      <w:proofErr w:type="spellEnd"/>
+      <w:r>
+        <w:rPr>
+          <w:bCs/>
+        </w:rPr>
+        <w:t xml:space="preserve">(), </w:t>
+      </w:r>
+      <w:proofErr w:type="spellStart"/>
+      <w:r>
+        <w:rPr>
+          <w:bCs/>
+        </w:rPr>
+        <w:t>new</w:t>
+      </w:r>
+      <w:proofErr w:type="spellEnd"/>
+      <w:r>
+        <w:rPr>
+          <w:bCs/>
+        </w:rPr>
+        <w:t xml:space="preserve"> </w:t>
+      </w:r>
+      <w:proofErr w:type="spellStart"/>
+      <w:r>
+        <w:rPr>
+          <w:bCs/>
+        </w:rPr>
+        <w:t>Lecture</w:t>
+      </w:r>
+      <w:proofErr w:type="spellEnd"/>
+      <w:r>
+        <w:rPr>
+          <w:bCs/>
+        </w:rPr>
+        <w:t>()).</w:t>
       </w:r>
     </w:p>
     <w:p>
@@ -1107,7 +1266,20 @@
         <w:spacing w:after="0" w:line="0" w:lineRule="atLeast"/>
       </w:pPr>
       <w:r>
-        <w:t>Нет больше фабрик, метод CreateMaterial() отсутствует.</w:t>
+        <w:t xml:space="preserve">Нет больше фабрик, метод </w:t>
+      </w:r>
+      <w:proofErr w:type="spellStart"/>
+      <w:proofErr w:type="gramStart"/>
+      <w:r>
+        <w:t>CreateMaterial</w:t>
+      </w:r>
+      <w:proofErr w:type="spellEnd"/>
+      <w:r>
+        <w:t>(</w:t>
+      </w:r>
+      <w:proofErr w:type="gramEnd"/>
+      <w:r>
+        <w:t>) отсутствует.</w:t>
       </w:r>
     </w:p>
     <w:p>
@@ -1119,7 +1291,15 @@
         <w:spacing w:after="0" w:line="0" w:lineRule="atLeast"/>
       </w:pPr>
       <w:r>
-        <w:t xml:space="preserve">Вместо этого у Teacher появились </w:t>
+        <w:t xml:space="preserve">Вместо этого у </w:t>
+      </w:r>
+      <w:proofErr w:type="spellStart"/>
+      <w:r>
+        <w:t>Teacher</w:t>
+      </w:r>
+      <w:proofErr w:type="spellEnd"/>
+      <w:r>
+        <w:t xml:space="preserve"> появились </w:t>
       </w:r>
       <w:r>
         <w:rPr>
@@ -1128,7 +1308,36 @@
         <w:t>три отдельных метода</w:t>
       </w:r>
       <w:r>
-        <w:t xml:space="preserve"> (CreateTest(), CreatePracticalTask(), CreateLecture()).</w:t>
+        <w:t xml:space="preserve"> (</w:t>
+      </w:r>
+      <w:proofErr w:type="spellStart"/>
+      <w:proofErr w:type="gramStart"/>
+      <w:r>
+        <w:t>CreateTest</w:t>
+      </w:r>
+      <w:proofErr w:type="spellEnd"/>
+      <w:r>
+        <w:t>(</w:t>
+      </w:r>
+      <w:proofErr w:type="gramEnd"/>
+      <w:r>
+        <w:t xml:space="preserve">), </w:t>
+      </w:r>
+      <w:proofErr w:type="spellStart"/>
+      <w:r>
+        <w:t>CreatePracticalTask</w:t>
+      </w:r>
+      <w:proofErr w:type="spellEnd"/>
+      <w:r>
+        <w:t xml:space="preserve">(), </w:t>
+      </w:r>
+      <w:proofErr w:type="spellStart"/>
+      <w:r>
+        <w:t>CreateLecture</w:t>
+      </w:r>
+      <w:proofErr w:type="spellEnd"/>
+      <w:r>
+        <w:t>()).</w:t>
       </w:r>
     </w:p>
     <w:p>
@@ -1143,7 +1352,21 @@
         <w:rPr>
           <w:bCs/>
         </w:rPr>
-        <w:t>Нет абстрактной фабрики LearningMaterialFactory.</w:t>
+        <w:t xml:space="preserve">Нет абстрактной фабрики </w:t>
+      </w:r>
+      <w:proofErr w:type="spellStart"/>
+      <w:r>
+        <w:rPr>
+          <w:bCs/>
+        </w:rPr>
+        <w:t>LearningMaterialFactory</w:t>
+      </w:r>
+      <w:proofErr w:type="spellEnd"/>
+      <w:r>
+        <w:rPr>
+          <w:bCs/>
+        </w:rPr>
+        <w:t>.</w:t>
       </w:r>
     </w:p>
     <w:p>
@@ -1164,7 +1387,23 @@
         <w:t>прямо привязан к конкретным классам</w:t>
       </w:r>
       <w:r>
-        <w:t xml:space="preserve"> (Test, PracticalTask, Lecture).</w:t>
+        <w:t xml:space="preserve"> (Test, </w:t>
+      </w:r>
+      <w:proofErr w:type="spellStart"/>
+      <w:r>
+        <w:t>PracticalTask</w:t>
+      </w:r>
+      <w:proofErr w:type="spellEnd"/>
+      <w:r>
+        <w:t xml:space="preserve">, </w:t>
+      </w:r>
+      <w:proofErr w:type="spellStart"/>
+      <w:r>
+        <w:t>Lecture</w:t>
+      </w:r>
+      <w:proofErr w:type="spellEnd"/>
+      <w:r>
+        <w:t>).</w:t>
       </w:r>
     </w:p>
     <w:p>
@@ -1176,16 +1415,45 @@
         <w:spacing w:after="0" w:line="0" w:lineRule="atLeast"/>
       </w:pPr>
       <w:r>
-        <w:t xml:space="preserve">Если появится новый тип материала (VideoLecture), придётся </w:t>
-      </w:r>
-      <w:r>
-        <w:rPr>
-          <w:bCs/>
-        </w:rPr>
-        <w:t>менять код класса Teacher</w:t>
-      </w:r>
-      <w:r>
-        <w:t>, добавляя новый метод CreateVideoLecture().</w:t>
+        <w:t>Если появится новый тип материала (</w:t>
+      </w:r>
+      <w:proofErr w:type="spellStart"/>
+      <w:r>
+        <w:t>VideoLecture</w:t>
+      </w:r>
+      <w:proofErr w:type="spellEnd"/>
+      <w:r>
+        <w:t xml:space="preserve">), придётся </w:t>
+      </w:r>
+      <w:r>
+        <w:rPr>
+          <w:bCs/>
+        </w:rPr>
+        <w:t xml:space="preserve">менять код класса </w:t>
+      </w:r>
+      <w:proofErr w:type="spellStart"/>
+      <w:r>
+        <w:rPr>
+          <w:bCs/>
+        </w:rPr>
+        <w:t>Teacher</w:t>
+      </w:r>
+      <w:proofErr w:type="spellEnd"/>
+      <w:r>
+        <w:t xml:space="preserve">, добавляя новый метод </w:t>
+      </w:r>
+      <w:proofErr w:type="spellStart"/>
+      <w:proofErr w:type="gramStart"/>
+      <w:r>
+        <w:t>CreateVideoLecture</w:t>
+      </w:r>
+      <w:proofErr w:type="spellEnd"/>
+      <w:r>
+        <w:t>(</w:t>
+      </w:r>
+      <w:proofErr w:type="gramEnd"/>
+      <w:r>
+        <w:t>).</w:t>
       </w:r>
     </w:p>
     <w:p>
@@ -1218,8 +1486,16 @@
         <w:rPr>
           <w:bCs/>
         </w:rPr>
-        <w:t>если нужно поменять способ создания материалов, придётся менять код Teacher</w:t>
-      </w:r>
+        <w:t xml:space="preserve">если нужно поменять способ создания материалов, придётся менять код </w:t>
+      </w:r>
+      <w:proofErr w:type="spellStart"/>
+      <w:r>
+        <w:rPr>
+          <w:bCs/>
+        </w:rPr>
+        <w:t>Teacher</w:t>
+      </w:r>
+      <w:proofErr w:type="spellEnd"/>
       <w:r>
         <w:t>.</w:t>
       </w:r>
@@ -1242,7 +1518,15 @@
         <w:t>новый тип материала добавляется просто созданием новой фабрики</w:t>
       </w:r>
       <w:r>
-        <w:t>, без изменений в Teacher.</w:t>
+        <w:t xml:space="preserve">, без изменений в </w:t>
+      </w:r>
+      <w:proofErr w:type="spellStart"/>
+      <w:r>
+        <w:t>Teacher</w:t>
+      </w:r>
+      <w:proofErr w:type="spellEnd"/>
+      <w:r>
+        <w:t>.</w:t>
       </w:r>
     </w:p>
     <w:p>
@@ -1354,8 +1638,13 @@
             <w:tcW w:w="3115" w:type="dxa"/>
           </w:tcPr>
           <w:p>
+            <w:proofErr w:type="spellStart"/>
             <w:r>
-              <w:t>Teacher знает, какие классы создавать</w:t>
+              <w:t>Teacher</w:t>
+            </w:r>
+            <w:proofErr w:type="spellEnd"/>
+            <w:r>
+              <w:t xml:space="preserve"> знает, какие классы создавать</w:t>
             </w:r>
           </w:p>
         </w:tc>
@@ -1366,9 +1655,11 @@
             <w:tcW w:w="3115" w:type="dxa"/>
           </w:tcPr>
           <w:p>
+            <w:proofErr w:type="spellStart"/>
             <w:r>
               <w:t>Поддерживаемость</w:t>
             </w:r>
+            <w:proofErr w:type="spellEnd"/>
           </w:p>
         </w:tc>
         <w:tc>
